--- a/github-documentation.docx
+++ b/github-documentation.docx
@@ -67,7 +67,7 @@
           <w:szCs w:val="24"/>
           <w:shd w:val="clear" w:color="auto" w:fill="FFFFFF"/>
         </w:rPr>
-        <w:t xml:space="preserve"> </w:t>
+        <w:t xml:space="preserve">  It makes it easy for developers to share code files and collaborate with </w:t>
       </w:r>
       <w:r>
         <w:rPr>
@@ -77,7 +77,7 @@
           <w:szCs w:val="24"/>
           <w:shd w:val="clear" w:color="auto" w:fill="FFFFFF"/>
         </w:rPr>
-        <w:t xml:space="preserve"> It makes it easy for developers to share code files and collaborate with </w:t>
+        <w:t>multiple</w:t>
       </w:r>
       <w:r>
         <w:rPr>
@@ -87,16 +87,6 @@
           <w:szCs w:val="24"/>
           <w:shd w:val="clear" w:color="auto" w:fill="FFFFFF"/>
         </w:rPr>
-        <w:t>multiple</w:t>
-      </w:r>
-      <w:r>
-        <w:rPr>
-          <w:rFonts w:ascii="Calibiri" w:hAnsi="Calibiri" w:cs="Arial"/>
-          <w:color w:val="262626" w:themeColor="text1" w:themeTint="D9"/>
-          <w:sz w:val="24"/>
-          <w:szCs w:val="24"/>
-          <w:shd w:val="clear" w:color="auto" w:fill="FFFFFF"/>
-        </w:rPr>
         <w:t xml:space="preserve"> developers on open-source projects.</w:t>
       </w:r>
     </w:p>
@@ -223,9 +213,43 @@
           <w:szCs w:val="24"/>
           <w:shd w:val="clear" w:color="auto" w:fill="FFFFFF"/>
         </w:rPr>
-        <w:t xml:space="preserve">A repository is a storage space where your project lives. It can be local to a folder on your computer, or it can be a storage space on </w:t>
-      </w:r>
-      <w:r>
+        <w:t>A repository is a storage space where your project lives. It can be local to a folder on your computer, or it can be a storage space on GitHub or another online host. You can keep code files, text files or any kind of a file in a repository.</w:t>
+      </w:r>
+    </w:p>
+    <w:p>
+      <w:pPr>
+        <w:rPr>
+          <w:rFonts w:ascii="Calibiri" w:hAnsi="Calibiri" w:cs="Open Sans"/>
+          <w:color w:val="4A4A4A"/>
+          <w:sz w:val="24"/>
+          <w:szCs w:val="24"/>
+          <w:shd w:val="clear" w:color="auto" w:fill="FFFFFF"/>
+        </w:rPr>
+      </w:pPr>
+    </w:p>
+    <w:p>
+      <w:pPr>
+        <w:rPr>
+          <w:rFonts w:ascii="Calibiri" w:hAnsi="Calibiri" w:cs="Open Sans"/>
+          <w:color w:val="C45911" w:themeColor="accent2" w:themeShade="BF"/>
+          <w:sz w:val="26"/>
+          <w:szCs w:val="26"/>
+          <w:shd w:val="clear" w:color="auto" w:fill="FFFFFF"/>
+        </w:rPr>
+      </w:pPr>
+      <w:r>
+        <w:rPr>
+          <w:rFonts w:ascii="Calibiri" w:hAnsi="Calibiri" w:cs="Open Sans"/>
+          <w:color w:val="C45911" w:themeColor="accent2" w:themeShade="BF"/>
+          <w:sz w:val="26"/>
+          <w:szCs w:val="26"/>
+          <w:shd w:val="clear" w:color="auto" w:fill="FFFFFF"/>
+        </w:rPr>
+        <w:t>How to Push a file to GitHub repository:</w:t>
+      </w:r>
+    </w:p>
+    <w:p>
+      <w:pPr>
         <w:rPr>
           <w:rFonts w:ascii="Calibiri" w:hAnsi="Calibiri" w:cs="Open Sans"/>
           <w:color w:val="262626" w:themeColor="text1" w:themeTint="D9"/>
@@ -233,8 +257,7 @@
           <w:szCs w:val="24"/>
           <w:shd w:val="clear" w:color="auto" w:fill="FFFFFF"/>
         </w:rPr>
-        <w:t>GitHub or</w:t>
-      </w:r>
+      </w:pPr>
       <w:r>
         <w:rPr>
           <w:rFonts w:ascii="Calibiri" w:hAnsi="Calibiri" w:cs="Open Sans"/>
@@ -243,59 +266,6 @@
           <w:szCs w:val="24"/>
           <w:shd w:val="clear" w:color="auto" w:fill="FFFFFF"/>
         </w:rPr>
-        <w:t xml:space="preserve"> another online host. You can keep code files, text files or any kind of a file in a repository.</w:t>
-      </w:r>
-    </w:p>
-    <w:p>
-      <w:pPr>
-        <w:rPr>
-          <w:rFonts w:ascii="Calibiri" w:hAnsi="Calibiri" w:cs="Open Sans"/>
-          <w:color w:val="4A4A4A"/>
-          <w:sz w:val="24"/>
-          <w:szCs w:val="24"/>
-          <w:shd w:val="clear" w:color="auto" w:fill="FFFFFF"/>
-        </w:rPr>
-      </w:pPr>
-    </w:p>
-    <w:p>
-      <w:pPr>
-        <w:rPr>
-          <w:rFonts w:ascii="Calibiri" w:hAnsi="Calibiri" w:cs="Open Sans"/>
-          <w:color w:val="C45911" w:themeColor="accent2" w:themeShade="BF"/>
-          <w:sz w:val="26"/>
-          <w:szCs w:val="26"/>
-          <w:shd w:val="clear" w:color="auto" w:fill="FFFFFF"/>
-        </w:rPr>
-      </w:pPr>
-      <w:r>
-        <w:rPr>
-          <w:rFonts w:ascii="Calibiri" w:hAnsi="Calibiri" w:cs="Open Sans"/>
-          <w:color w:val="C45911" w:themeColor="accent2" w:themeShade="BF"/>
-          <w:sz w:val="26"/>
-          <w:szCs w:val="26"/>
-          <w:shd w:val="clear" w:color="auto" w:fill="FFFFFF"/>
-        </w:rPr>
-        <w:t>How to Push a file to GitHub repository:</w:t>
-      </w:r>
-    </w:p>
-    <w:p>
-      <w:pPr>
-        <w:rPr>
-          <w:rFonts w:ascii="Calibiri" w:hAnsi="Calibiri" w:cs="Open Sans"/>
-          <w:color w:val="262626" w:themeColor="text1" w:themeTint="D9"/>
-          <w:sz w:val="24"/>
-          <w:szCs w:val="24"/>
-          <w:shd w:val="clear" w:color="auto" w:fill="FFFFFF"/>
-        </w:rPr>
-      </w:pPr>
-      <w:r>
-        <w:rPr>
-          <w:rFonts w:ascii="Calibiri" w:hAnsi="Calibiri" w:cs="Open Sans"/>
-          <w:color w:val="262626" w:themeColor="text1" w:themeTint="D9"/>
-          <w:sz w:val="24"/>
-          <w:szCs w:val="24"/>
-          <w:shd w:val="clear" w:color="auto" w:fill="FFFFFF"/>
-        </w:rPr>
         <w:t>Steps:</w:t>
       </w:r>
     </w:p>
@@ -315,6 +285,516 @@
         </w:rPr>
         <w:t>1.Create a new Repository in GitHub.</w:t>
       </w:r>
+      <w:r>
+        <w:rPr>
+          <w:rFonts w:ascii="Calibiri" w:hAnsi="Calibiri" w:cs="Calibri"/>
+          <w:sz w:val="24"/>
+          <w:szCs w:val="24"/>
+        </w:rPr>
+        <w:t xml:space="preserve">  </w:t>
+      </w:r>
+    </w:p>
+    <w:p>
+      <w:pPr>
+        <w:rPr>
+          <w:rFonts w:ascii="Calibiri" w:hAnsi="Calibiri" w:cs="Calibri"/>
+          <w:sz w:val="24"/>
+          <w:szCs w:val="24"/>
+        </w:rPr>
+      </w:pPr>
+      <w:r>
+        <w:rPr>
+          <w:rFonts w:ascii="Calibiri" w:hAnsi="Calibiri" w:cs="Calibri"/>
+          <w:sz w:val="24"/>
+          <w:szCs w:val="24"/>
+        </w:rPr>
+        <w:t xml:space="preserve">   How to create a new repository in GitHub.</w:t>
+      </w:r>
+    </w:p>
+    <w:p>
+      <w:pPr>
+        <w:rPr>
+          <w:rFonts w:ascii="Calibiri" w:hAnsi="Calibiri" w:cs="Calibri"/>
+          <w:color w:val="4472C4" w:themeColor="accent1"/>
+          <w:sz w:val="24"/>
+          <w:szCs w:val="24"/>
+        </w:rPr>
+      </w:pPr>
+      <w:r>
+        <w:rPr>
+          <w:rFonts w:ascii="Calibiri" w:hAnsi="Calibiri" w:cs="Calibri"/>
+          <w:sz w:val="24"/>
+          <w:szCs w:val="24"/>
+        </w:rPr>
+        <w:t xml:space="preserve">   1.Open the browser and then type </w:t>
+      </w:r>
+      <w:r>
+        <w:rPr>
+          <w:rFonts w:ascii="Calibiri" w:hAnsi="Calibiri" w:cs="Calibri"/>
+          <w:color w:val="4472C4" w:themeColor="accent1"/>
+          <w:sz w:val="24"/>
+          <w:szCs w:val="24"/>
+        </w:rPr>
+        <w:t>github.com</w:t>
+      </w:r>
+      <w:r>
+        <w:rPr>
+          <w:rFonts w:ascii="Calibiri" w:hAnsi="Calibiri" w:cs="Calibri"/>
+          <w:color w:val="4472C4" w:themeColor="accent1"/>
+          <w:sz w:val="24"/>
+          <w:szCs w:val="24"/>
+        </w:rPr>
+        <w:t xml:space="preserve"> </w:t>
+      </w:r>
+    </w:p>
+    <w:p>
+      <w:pPr>
+        <w:rPr>
+          <w:rFonts w:ascii="Calibiri" w:hAnsi="Calibiri" w:cs="Calibri"/>
+          <w:sz w:val="24"/>
+          <w:szCs w:val="24"/>
+        </w:rPr>
+      </w:pPr>
+      <w:r>
+        <w:rPr>
+          <w:rFonts w:ascii="Calibiri" w:hAnsi="Calibiri" w:cs="Calibri"/>
+          <w:noProof/>
+          <w:sz w:val="24"/>
+          <w:szCs w:val="24"/>
+        </w:rPr>
+        <w:drawing>
+          <wp:inline distT="0" distB="0" distL="0" distR="0" wp14:anchorId="2EE973BF" wp14:editId="435210CA">
+            <wp:extent cx="5731510" cy="3013075"/>
+            <wp:effectExtent l="0" t="0" r="2540" b="0"/>
+            <wp:docPr id="1" name="Picture 1"/>
+            <wp:cNvGraphicFramePr>
+              <a:graphicFrameLocks xmlns:a="http://schemas.openxmlformats.org/drawingml/2006/main" noChangeAspect="1"/>
+            </wp:cNvGraphicFramePr>
+            <a:graphic xmlns:a="http://schemas.openxmlformats.org/drawingml/2006/main">
+              <a:graphicData uri="http://schemas.openxmlformats.org/drawingml/2006/picture">
+                <pic:pic xmlns:pic="http://schemas.openxmlformats.org/drawingml/2006/picture">
+                  <pic:nvPicPr>
+                    <pic:cNvPr id="1" name=""/>
+                    <pic:cNvPicPr/>
+                  </pic:nvPicPr>
+                  <pic:blipFill>
+                    <a:blip r:embed="rId4"/>
+                    <a:stretch>
+                      <a:fillRect/>
+                    </a:stretch>
+                  </pic:blipFill>
+                  <pic:spPr>
+                    <a:xfrm>
+                      <a:off x="0" y="0"/>
+                      <a:ext cx="5731510" cy="3013075"/>
+                    </a:xfrm>
+                    <a:prstGeom prst="rect">
+                      <a:avLst/>
+                    </a:prstGeom>
+                  </pic:spPr>
+                </pic:pic>
+              </a:graphicData>
+            </a:graphic>
+          </wp:inline>
+        </w:drawing>
+      </w:r>
+      <w:r>
+        <w:rPr>
+          <w:rFonts w:ascii="Calibiri" w:hAnsi="Calibiri" w:cs="Calibri"/>
+          <w:sz w:val="24"/>
+          <w:szCs w:val="24"/>
+        </w:rPr>
+        <w:softHyphen/>
+      </w:r>
+      <w:r>
+        <w:rPr>
+          <w:rFonts w:ascii="Calibiri" w:hAnsi="Calibiri" w:cs="Calibri"/>
+          <w:sz w:val="24"/>
+          <w:szCs w:val="24"/>
+        </w:rPr>
+        <w:softHyphen/>
+      </w:r>
+      <w:r>
+        <w:rPr>
+          <w:rFonts w:ascii="Calibiri" w:hAnsi="Calibiri" w:cs="Calibri"/>
+          <w:sz w:val="24"/>
+          <w:szCs w:val="24"/>
+        </w:rPr>
+        <w:softHyphen/>
+      </w:r>
+      <w:r>
+        <w:rPr>
+          <w:rFonts w:ascii="Calibiri" w:hAnsi="Calibiri" w:cs="Calibri"/>
+          <w:sz w:val="24"/>
+          <w:szCs w:val="24"/>
+        </w:rPr>
+        <w:softHyphen/>
+      </w:r>
+      <w:r>
+        <w:rPr>
+          <w:rFonts w:ascii="Calibiri" w:hAnsi="Calibiri" w:cs="Calibri"/>
+          <w:sz w:val="24"/>
+          <w:szCs w:val="24"/>
+        </w:rPr>
+        <w:softHyphen/>
+      </w:r>
+    </w:p>
+    <w:p>
+      <w:pPr>
+        <w:rPr>
+          <w:rFonts w:ascii="Calibiri" w:hAnsi="Calibiri" w:cs="Calibri"/>
+          <w:color w:val="4472C4" w:themeColor="accent1"/>
+          <w:sz w:val="24"/>
+          <w:szCs w:val="24"/>
+        </w:rPr>
+      </w:pPr>
+      <w:r>
+        <w:rPr>
+          <w:rFonts w:ascii="Calibiri" w:hAnsi="Calibiri" w:cs="Calibri"/>
+          <w:sz w:val="24"/>
+          <w:szCs w:val="24"/>
+        </w:rPr>
+        <w:t xml:space="preserve"> </w:t>
+      </w:r>
+      <w:r>
+        <w:rPr>
+          <w:rFonts w:ascii="Calibiri" w:hAnsi="Calibiri" w:cs="Calibri"/>
+          <w:sz w:val="24"/>
+          <w:szCs w:val="24"/>
+        </w:rPr>
+        <w:t>2.</w:t>
+      </w:r>
+      <w:r>
+        <w:rPr>
+          <w:rFonts w:ascii="Calibiri" w:hAnsi="Calibiri" w:cs="Calibri"/>
+          <w:sz w:val="24"/>
+          <w:szCs w:val="24"/>
+        </w:rPr>
+        <w:t xml:space="preserve">In the right top corner of the image + sign is there if you click on that it will show </w:t>
+      </w:r>
+      <w:r>
+        <w:rPr>
+          <w:rFonts w:ascii="Calibiri" w:hAnsi="Calibiri" w:cs="Calibri"/>
+          <w:sz w:val="24"/>
+          <w:szCs w:val="24"/>
+        </w:rPr>
+        <w:t xml:space="preserve">pop </w:t>
+      </w:r>
+      <w:r>
+        <w:rPr>
+          <w:rFonts w:ascii="Calibiri" w:hAnsi="Calibiri" w:cs="Calibri"/>
+          <w:sz w:val="24"/>
+          <w:szCs w:val="24"/>
+        </w:rPr>
+        <w:t xml:space="preserve">   </w:t>
+      </w:r>
+      <w:r>
+        <w:rPr>
+          <w:rFonts w:ascii="Calibiri" w:hAnsi="Calibiri" w:cs="Calibri"/>
+          <w:sz w:val="24"/>
+          <w:szCs w:val="24"/>
+        </w:rPr>
+        <w:t xml:space="preserve">over </w:t>
+      </w:r>
+      <w:r>
+        <w:rPr>
+          <w:rFonts w:ascii="Calibiri" w:hAnsi="Calibiri" w:cs="Calibri"/>
+          <w:sz w:val="24"/>
+          <w:szCs w:val="24"/>
+        </w:rPr>
+        <w:t>after</w:t>
+      </w:r>
+      <w:r>
+        <w:rPr>
+          <w:rFonts w:ascii="Calibiri" w:hAnsi="Calibiri" w:cs="Calibri"/>
+          <w:sz w:val="24"/>
+          <w:szCs w:val="24"/>
+        </w:rPr>
+        <w:t xml:space="preserve"> you click on </w:t>
+      </w:r>
+      <w:r>
+        <w:rPr>
+          <w:rFonts w:ascii="Calibiri" w:hAnsi="Calibiri" w:cs="Calibri"/>
+          <w:color w:val="4472C4" w:themeColor="accent1"/>
+          <w:sz w:val="24"/>
+          <w:szCs w:val="24"/>
+        </w:rPr>
+        <w:t>New Repository</w:t>
+      </w:r>
+      <w:r>
+        <w:rPr>
+          <w:rFonts w:ascii="Calibiri" w:hAnsi="Calibiri" w:cs="Calibri"/>
+          <w:color w:val="4472C4" w:themeColor="accent1"/>
+          <w:sz w:val="24"/>
+          <w:szCs w:val="24"/>
+        </w:rPr>
+        <w:t>.</w:t>
+      </w:r>
+    </w:p>
+    <w:p>
+      <w:pPr>
+        <w:rPr>
+          <w:rFonts w:ascii="Calibiri" w:hAnsi="Calibiri" w:cs="Calibri"/>
+          <w:color w:val="404040" w:themeColor="text1" w:themeTint="BF"/>
+          <w:sz w:val="24"/>
+          <w:szCs w:val="24"/>
+        </w:rPr>
+      </w:pPr>
+      <w:r>
+        <w:rPr>
+          <w:rFonts w:ascii="Calibiri" w:hAnsi="Calibiri" w:cs="Calibri"/>
+          <w:color w:val="404040" w:themeColor="text1" w:themeTint="BF"/>
+          <w:sz w:val="24"/>
+          <w:szCs w:val="24"/>
+        </w:rPr>
+        <w:lastRenderedPageBreak/>
+        <w:drawing>
+          <wp:inline distT="0" distB="0" distL="0" distR="0" wp14:anchorId="513C1E62" wp14:editId="435181CD">
+            <wp:extent cx="5731510" cy="3004185"/>
+            <wp:effectExtent l="0" t="0" r="2540" b="5715"/>
+            <wp:docPr id="3" name="Picture 3"/>
+            <wp:cNvGraphicFramePr>
+              <a:graphicFrameLocks xmlns:a="http://schemas.openxmlformats.org/drawingml/2006/main" noChangeAspect="1"/>
+            </wp:cNvGraphicFramePr>
+            <a:graphic xmlns:a="http://schemas.openxmlformats.org/drawingml/2006/main">
+              <a:graphicData uri="http://schemas.openxmlformats.org/drawingml/2006/picture">
+                <pic:pic xmlns:pic="http://schemas.openxmlformats.org/drawingml/2006/picture">
+                  <pic:nvPicPr>
+                    <pic:cNvPr id="1" name=""/>
+                    <pic:cNvPicPr/>
+                  </pic:nvPicPr>
+                  <pic:blipFill>
+                    <a:blip r:embed="rId5"/>
+                    <a:stretch>
+                      <a:fillRect/>
+                    </a:stretch>
+                  </pic:blipFill>
+                  <pic:spPr>
+                    <a:xfrm>
+                      <a:off x="0" y="0"/>
+                      <a:ext cx="5731510" cy="3004185"/>
+                    </a:xfrm>
+                    <a:prstGeom prst="rect">
+                      <a:avLst/>
+                    </a:prstGeom>
+                  </pic:spPr>
+                </pic:pic>
+              </a:graphicData>
+            </a:graphic>
+          </wp:inline>
+        </w:drawing>
+      </w:r>
+    </w:p>
+    <w:p>
+      <w:pPr>
+        <w:rPr>
+          <w:rFonts w:ascii="Calibiri" w:hAnsi="Calibiri" w:cs="Calibri"/>
+          <w:color w:val="404040" w:themeColor="text1" w:themeTint="BF"/>
+          <w:sz w:val="24"/>
+          <w:szCs w:val="24"/>
+        </w:rPr>
+      </w:pPr>
+    </w:p>
+    <w:p>
+      <w:pPr>
+        <w:rPr>
+          <w:rFonts w:ascii="Calibiri" w:hAnsi="Calibiri" w:cs="Calibri"/>
+          <w:color w:val="404040" w:themeColor="text1" w:themeTint="BF"/>
+          <w:sz w:val="24"/>
+          <w:szCs w:val="24"/>
+        </w:rPr>
+      </w:pPr>
+      <w:r>
+        <w:rPr>
+          <w:rFonts w:ascii="Calibiri" w:hAnsi="Calibiri" w:cs="Calibri"/>
+          <w:color w:val="404040" w:themeColor="text1" w:themeTint="BF"/>
+          <w:sz w:val="24"/>
+          <w:szCs w:val="24"/>
+        </w:rPr>
+        <w:t xml:space="preserve">3.In the above image </w:t>
+      </w:r>
+      <w:r>
+        <w:rPr>
+          <w:rFonts w:ascii="Calibiri" w:hAnsi="Calibiri" w:cs="Calibri"/>
+          <w:color w:val="2F5496" w:themeColor="accent1" w:themeShade="BF"/>
+          <w:sz w:val="24"/>
+          <w:szCs w:val="24"/>
+        </w:rPr>
+        <w:t>repository name</w:t>
+      </w:r>
+      <w:r>
+        <w:rPr>
+          <w:rFonts w:ascii="Calibiri" w:hAnsi="Calibiri" w:cs="Calibri"/>
+          <w:color w:val="404040" w:themeColor="text1" w:themeTint="BF"/>
+          <w:sz w:val="24"/>
+          <w:szCs w:val="24"/>
+        </w:rPr>
+        <w:t xml:space="preserve"> is there in that you have to give your new repository </w:t>
+      </w:r>
+      <w:r>
+        <w:rPr>
+          <w:rFonts w:ascii="Calibiri" w:hAnsi="Calibiri" w:cs="Calibri"/>
+          <w:color w:val="404040" w:themeColor="text1" w:themeTint="BF"/>
+          <w:sz w:val="24"/>
+          <w:szCs w:val="24"/>
+        </w:rPr>
+        <w:t>name.</w:t>
+      </w:r>
+    </w:p>
+    <w:p>
+      <w:pPr>
+        <w:rPr>
+          <w:rFonts w:ascii="Calibiri" w:hAnsi="Calibiri" w:cs="Calibri"/>
+          <w:color w:val="404040" w:themeColor="text1" w:themeTint="BF"/>
+          <w:sz w:val="24"/>
+          <w:szCs w:val="24"/>
+        </w:rPr>
+      </w:pPr>
+      <w:r>
+        <w:rPr>
+          <w:rFonts w:ascii="Calibiri" w:hAnsi="Calibiri" w:cs="Calibri"/>
+          <w:color w:val="404040" w:themeColor="text1" w:themeTint="BF"/>
+          <w:sz w:val="24"/>
+          <w:szCs w:val="24"/>
+        </w:rPr>
+        <w:t>4.If you scroll up the screen it shows like this. I am attaching the image given below.</w:t>
+      </w:r>
+    </w:p>
+    <w:p>
+      <w:pPr>
+        <w:rPr>
+          <w:rFonts w:ascii="Calibiri" w:hAnsi="Calibiri" w:cs="Calibri"/>
+          <w:color w:val="404040" w:themeColor="text1" w:themeTint="BF"/>
+          <w:sz w:val="24"/>
+          <w:szCs w:val="24"/>
+        </w:rPr>
+      </w:pPr>
+      <w:r>
+        <w:rPr>
+          <w:rFonts w:ascii="Calibiri" w:hAnsi="Calibiri" w:cs="Calibri"/>
+          <w:color w:val="404040" w:themeColor="text1" w:themeTint="BF"/>
+          <w:sz w:val="24"/>
+          <w:szCs w:val="24"/>
+        </w:rPr>
+        <w:drawing>
+          <wp:inline distT="0" distB="0" distL="0" distR="0" wp14:anchorId="7EF7C9D6" wp14:editId="411C5E44">
+            <wp:extent cx="5352757" cy="2406650"/>
+            <wp:effectExtent l="0" t="0" r="635" b="0"/>
+            <wp:docPr id="5" name="Picture 5"/>
+            <wp:cNvGraphicFramePr>
+              <a:graphicFrameLocks xmlns:a="http://schemas.openxmlformats.org/drawingml/2006/main" noChangeAspect="1"/>
+            </wp:cNvGraphicFramePr>
+            <a:graphic xmlns:a="http://schemas.openxmlformats.org/drawingml/2006/main">
+              <a:graphicData uri="http://schemas.openxmlformats.org/drawingml/2006/picture">
+                <pic:pic xmlns:pic="http://schemas.openxmlformats.org/drawingml/2006/picture">
+                  <pic:nvPicPr>
+                    <pic:cNvPr id="1" name=""/>
+                    <pic:cNvPicPr/>
+                  </pic:nvPicPr>
+                  <pic:blipFill>
+                    <a:blip r:embed="rId6"/>
+                    <a:stretch>
+                      <a:fillRect/>
+                    </a:stretch>
+                  </pic:blipFill>
+                  <pic:spPr>
+                    <a:xfrm>
+                      <a:off x="0" y="0"/>
+                      <a:ext cx="5360259" cy="2410023"/>
+                    </a:xfrm>
+                    <a:prstGeom prst="rect">
+                      <a:avLst/>
+                    </a:prstGeom>
+                  </pic:spPr>
+                </pic:pic>
+              </a:graphicData>
+            </a:graphic>
+          </wp:inline>
+        </w:drawing>
+      </w:r>
+    </w:p>
+    <w:p>
+      <w:pPr>
+        <w:rPr>
+          <w:rFonts w:ascii="Calibiri" w:hAnsi="Calibiri" w:cs="Calibri"/>
+          <w:color w:val="404040" w:themeColor="text1" w:themeTint="BF"/>
+          <w:sz w:val="24"/>
+          <w:szCs w:val="24"/>
+        </w:rPr>
+      </w:pPr>
+      <w:r>
+        <w:rPr>
+          <w:rFonts w:ascii="Calibiri" w:hAnsi="Calibiri" w:cs="Calibri"/>
+          <w:color w:val="404040" w:themeColor="text1" w:themeTint="BF"/>
+          <w:sz w:val="24"/>
+          <w:szCs w:val="24"/>
+        </w:rPr>
+        <w:t xml:space="preserve">5.In above image you click on </w:t>
+      </w:r>
+      <w:r>
+        <w:rPr>
+          <w:rFonts w:ascii="Calibiri" w:hAnsi="Calibiri" w:cs="Calibri"/>
+          <w:color w:val="2F5496" w:themeColor="accent1" w:themeShade="BF"/>
+          <w:sz w:val="24"/>
+          <w:szCs w:val="24"/>
+        </w:rPr>
+        <w:t xml:space="preserve">Add a README file </w:t>
+      </w:r>
+      <w:r>
+        <w:rPr>
+          <w:rFonts w:ascii="Calibiri" w:hAnsi="Calibiri" w:cs="Calibri"/>
+          <w:color w:val="404040" w:themeColor="text1" w:themeTint="BF"/>
+          <w:sz w:val="24"/>
+          <w:szCs w:val="24"/>
+        </w:rPr>
+        <w:t xml:space="preserve">after you click on </w:t>
+      </w:r>
+      <w:r>
+        <w:rPr>
+          <w:rFonts w:ascii="Calibiri" w:hAnsi="Calibiri" w:cs="Calibri"/>
+          <w:color w:val="2F5496" w:themeColor="accent1" w:themeShade="BF"/>
+          <w:sz w:val="24"/>
+          <w:szCs w:val="24"/>
+        </w:rPr>
+        <w:t>create repository.</w:t>
+      </w:r>
+      <w:r>
+        <w:rPr>
+          <w:rFonts w:ascii="Calibiri" w:hAnsi="Calibiri" w:cs="Calibri"/>
+          <w:color w:val="2F5496" w:themeColor="accent1" w:themeShade="BF"/>
+          <w:sz w:val="24"/>
+          <w:szCs w:val="24"/>
+        </w:rPr>
+        <w:t xml:space="preserve"> </w:t>
+      </w:r>
+      <w:r>
+        <w:rPr>
+          <w:rFonts w:ascii="Calibiri" w:hAnsi="Calibiri" w:cs="Calibri"/>
+          <w:color w:val="404040" w:themeColor="text1" w:themeTint="BF"/>
+          <w:sz w:val="24"/>
+          <w:szCs w:val="24"/>
+        </w:rPr>
+        <w:t>then</w:t>
+      </w:r>
+      <w:r>
+        <w:rPr>
+          <w:rFonts w:ascii="Calibiri" w:hAnsi="Calibiri" w:cs="Calibri"/>
+          <w:color w:val="404040" w:themeColor="text1" w:themeTint="BF"/>
+          <w:sz w:val="24"/>
+          <w:szCs w:val="24"/>
+        </w:rPr>
+        <w:t xml:space="preserve"> it will create new repository.</w:t>
+      </w:r>
+    </w:p>
+    <w:p>
+      <w:pPr>
+        <w:rPr>
+          <w:rFonts w:ascii="Calibiri" w:hAnsi="Calibiri" w:cs="Calibri"/>
+          <w:color w:val="404040" w:themeColor="text1" w:themeTint="BF"/>
+          <w:sz w:val="24"/>
+          <w:szCs w:val="24"/>
+        </w:rPr>
+      </w:pPr>
     </w:p>
     <w:p>
       <w:pPr>
@@ -347,6 +827,291 @@
           <w:sz w:val="24"/>
           <w:szCs w:val="24"/>
         </w:rPr>
+        <w:t xml:space="preserve">    How to download git:</w:t>
+      </w:r>
+    </w:p>
+    <w:p>
+      <w:pPr>
+        <w:rPr>
+          <w:rFonts w:ascii="Calibiri" w:hAnsi="Calibiri" w:cs="Calibri"/>
+          <w:color w:val="2F5496" w:themeColor="accent1" w:themeShade="BF"/>
+          <w:sz w:val="24"/>
+          <w:szCs w:val="24"/>
+        </w:rPr>
+      </w:pPr>
+      <w:r>
+        <w:rPr>
+          <w:rFonts w:ascii="Calibiri" w:hAnsi="Calibiri" w:cs="Calibri"/>
+          <w:sz w:val="24"/>
+          <w:szCs w:val="24"/>
+        </w:rPr>
+        <w:t xml:space="preserve">     1.Open the browser type </w:t>
+      </w:r>
+      <w:r>
+        <w:rPr>
+          <w:rFonts w:ascii="Calibiri" w:hAnsi="Calibiri" w:cs="Calibri"/>
+          <w:color w:val="2F5496" w:themeColor="accent1" w:themeShade="BF"/>
+          <w:sz w:val="24"/>
+          <w:szCs w:val="24"/>
+        </w:rPr>
+        <w:t>git download</w:t>
+      </w:r>
+      <w:r>
+        <w:rPr>
+          <w:rFonts w:ascii="Calibiri" w:hAnsi="Calibiri" w:cs="Calibri"/>
+          <w:color w:val="2F5496" w:themeColor="accent1" w:themeShade="BF"/>
+          <w:sz w:val="24"/>
+          <w:szCs w:val="24"/>
+        </w:rPr>
+        <w:t xml:space="preserve"> </w:t>
+      </w:r>
+    </w:p>
+    <w:p>
+      <w:pPr>
+        <w:rPr>
+          <w:rFonts w:ascii="Calibiri" w:hAnsi="Calibiri" w:cs="Calibri"/>
+          <w:sz w:val="24"/>
+          <w:szCs w:val="24"/>
+        </w:rPr>
+      </w:pPr>
+      <w:r>
+        <w:rPr>
+          <w:rFonts w:ascii="Calibiri" w:hAnsi="Calibiri" w:cs="Calibri"/>
+          <w:sz w:val="24"/>
+          <w:szCs w:val="24"/>
+        </w:rPr>
+        <w:lastRenderedPageBreak/>
+        <w:drawing>
+          <wp:inline distT="0" distB="0" distL="0" distR="0" wp14:anchorId="73B51700" wp14:editId="2C9C83D0">
+            <wp:extent cx="5731510" cy="3016885"/>
+            <wp:effectExtent l="0" t="0" r="2540" b="0"/>
+            <wp:docPr id="6" name="Picture 6"/>
+            <wp:cNvGraphicFramePr>
+              <a:graphicFrameLocks xmlns:a="http://schemas.openxmlformats.org/drawingml/2006/main" noChangeAspect="1"/>
+            </wp:cNvGraphicFramePr>
+            <a:graphic xmlns:a="http://schemas.openxmlformats.org/drawingml/2006/main">
+              <a:graphicData uri="http://schemas.openxmlformats.org/drawingml/2006/picture">
+                <pic:pic xmlns:pic="http://schemas.openxmlformats.org/drawingml/2006/picture">
+                  <pic:nvPicPr>
+                    <pic:cNvPr id="1" name=""/>
+                    <pic:cNvPicPr/>
+                  </pic:nvPicPr>
+                  <pic:blipFill>
+                    <a:blip r:embed="rId7"/>
+                    <a:stretch>
+                      <a:fillRect/>
+                    </a:stretch>
+                  </pic:blipFill>
+                  <pic:spPr>
+                    <a:xfrm>
+                      <a:off x="0" y="0"/>
+                      <a:ext cx="5731510" cy="3016885"/>
+                    </a:xfrm>
+                    <a:prstGeom prst="rect">
+                      <a:avLst/>
+                    </a:prstGeom>
+                  </pic:spPr>
+                </pic:pic>
+              </a:graphicData>
+            </a:graphic>
+          </wp:inline>
+        </w:drawing>
+      </w:r>
+    </w:p>
+    <w:p>
+      <w:pPr>
+        <w:rPr>
+          <w:rFonts w:ascii="Calibiri" w:hAnsi="Calibiri" w:cs="Calibri"/>
+          <w:sz w:val="24"/>
+          <w:szCs w:val="24"/>
+        </w:rPr>
+      </w:pPr>
+      <w:r>
+        <w:rPr>
+          <w:rFonts w:ascii="Calibiri" w:hAnsi="Calibiri" w:cs="Calibri"/>
+          <w:sz w:val="24"/>
+          <w:szCs w:val="24"/>
+        </w:rPr>
+        <w:t xml:space="preserve">   2.If you click on windows symbol then it will show another image.</w:t>
+      </w:r>
+    </w:p>
+    <w:p>
+      <w:pPr>
+        <w:rPr>
+          <w:rFonts w:ascii="Calibiri" w:hAnsi="Calibiri" w:cs="Calibri"/>
+          <w:sz w:val="24"/>
+          <w:szCs w:val="24"/>
+        </w:rPr>
+      </w:pPr>
+      <w:r>
+        <w:rPr>
+          <w:rFonts w:ascii="Calibiri" w:hAnsi="Calibiri" w:cs="Calibri"/>
+          <w:sz w:val="24"/>
+          <w:szCs w:val="24"/>
+        </w:rPr>
+        <w:drawing>
+          <wp:inline distT="0" distB="0" distL="0" distR="0" wp14:anchorId="5BBF5F07" wp14:editId="1763031B">
+            <wp:extent cx="5731510" cy="2999740"/>
+            <wp:effectExtent l="0" t="0" r="2540" b="0"/>
+            <wp:docPr id="7" name="Picture 7"/>
+            <wp:cNvGraphicFramePr>
+              <a:graphicFrameLocks xmlns:a="http://schemas.openxmlformats.org/drawingml/2006/main" noChangeAspect="1"/>
+            </wp:cNvGraphicFramePr>
+            <a:graphic xmlns:a="http://schemas.openxmlformats.org/drawingml/2006/main">
+              <a:graphicData uri="http://schemas.openxmlformats.org/drawingml/2006/picture">
+                <pic:pic xmlns:pic="http://schemas.openxmlformats.org/drawingml/2006/picture">
+                  <pic:nvPicPr>
+                    <pic:cNvPr id="1" name=""/>
+                    <pic:cNvPicPr/>
+                  </pic:nvPicPr>
+                  <pic:blipFill>
+                    <a:blip r:embed="rId8"/>
+                    <a:stretch>
+                      <a:fillRect/>
+                    </a:stretch>
+                  </pic:blipFill>
+                  <pic:spPr>
+                    <a:xfrm>
+                      <a:off x="0" y="0"/>
+                      <a:ext cx="5731510" cy="2999740"/>
+                    </a:xfrm>
+                    <a:prstGeom prst="rect">
+                      <a:avLst/>
+                    </a:prstGeom>
+                  </pic:spPr>
+                </pic:pic>
+              </a:graphicData>
+            </a:graphic>
+          </wp:inline>
+        </w:drawing>
+      </w:r>
+    </w:p>
+    <w:p>
+      <w:pPr>
+        <w:rPr>
+          <w:rFonts w:ascii="Calibiri" w:hAnsi="Calibiri" w:cs="Calibri"/>
+          <w:sz w:val="24"/>
+          <w:szCs w:val="24"/>
+        </w:rPr>
+      </w:pPr>
+      <w:r>
+        <w:rPr>
+          <w:rFonts w:ascii="Calibiri" w:hAnsi="Calibiri" w:cs="Calibri"/>
+          <w:sz w:val="24"/>
+          <w:szCs w:val="24"/>
+        </w:rPr>
+        <w:t xml:space="preserve">     3.if you click on </w:t>
+      </w:r>
+      <w:r>
+        <w:rPr>
+          <w:rFonts w:ascii="Calibiri" w:hAnsi="Calibiri" w:cs="Calibri"/>
+          <w:color w:val="2F5496" w:themeColor="accent1" w:themeShade="BF"/>
+          <w:sz w:val="24"/>
+          <w:szCs w:val="24"/>
+        </w:rPr>
+        <w:t xml:space="preserve">64-bit Git for Windows Setup </w:t>
+      </w:r>
+      <w:r>
+        <w:rPr>
+          <w:rFonts w:ascii="Calibiri" w:hAnsi="Calibiri" w:cs="Calibri"/>
+          <w:sz w:val="24"/>
+          <w:szCs w:val="24"/>
+        </w:rPr>
+        <w:t>then it will starts downloading.</w:t>
+      </w:r>
+    </w:p>
+    <w:p>
+      <w:pPr>
+        <w:rPr>
+          <w:rFonts w:ascii="Calibiri" w:hAnsi="Calibiri" w:cs="Calibri"/>
+          <w:sz w:val="24"/>
+          <w:szCs w:val="24"/>
+        </w:rPr>
+      </w:pPr>
+      <w:r>
+        <w:rPr>
+          <w:rFonts w:ascii="Calibiri" w:hAnsi="Calibiri" w:cs="Calibri"/>
+          <w:sz w:val="24"/>
+          <w:szCs w:val="24"/>
+        </w:rPr>
+        <w:t xml:space="preserve">     4.Open the GitBash terminal</w:t>
+      </w:r>
+    </w:p>
+    <w:p>
+      <w:pPr>
+        <w:rPr>
+          <w:rFonts w:ascii="Calibiri" w:hAnsi="Calibiri" w:cs="Calibri"/>
+          <w:sz w:val="24"/>
+          <w:szCs w:val="24"/>
+        </w:rPr>
+      </w:pPr>
+      <w:r>
+        <w:rPr>
+          <w:rFonts w:ascii="Calibiri" w:hAnsi="Calibiri" w:cs="Calibri"/>
+          <w:sz w:val="24"/>
+          <w:szCs w:val="24"/>
+        </w:rPr>
+        <w:lastRenderedPageBreak/>
+        <w:drawing>
+          <wp:inline distT="0" distB="0" distL="0" distR="0" wp14:anchorId="5523BDFA" wp14:editId="3327DCAD">
+            <wp:extent cx="5731510" cy="3350260"/>
+            <wp:effectExtent l="0" t="0" r="2540" b="2540"/>
+            <wp:docPr id="8" name="Picture 8"/>
+            <wp:cNvGraphicFramePr>
+              <a:graphicFrameLocks xmlns:a="http://schemas.openxmlformats.org/drawingml/2006/main" noChangeAspect="1"/>
+            </wp:cNvGraphicFramePr>
+            <a:graphic xmlns:a="http://schemas.openxmlformats.org/drawingml/2006/main">
+              <a:graphicData uri="http://schemas.openxmlformats.org/drawingml/2006/picture">
+                <pic:pic xmlns:pic="http://schemas.openxmlformats.org/drawingml/2006/picture">
+                  <pic:nvPicPr>
+                    <pic:cNvPr id="1" name=""/>
+                    <pic:cNvPicPr/>
+                  </pic:nvPicPr>
+                  <pic:blipFill>
+                    <a:blip r:embed="rId9"/>
+                    <a:stretch>
+                      <a:fillRect/>
+                    </a:stretch>
+                  </pic:blipFill>
+                  <pic:spPr>
+                    <a:xfrm>
+                      <a:off x="0" y="0"/>
+                      <a:ext cx="5731510" cy="3350260"/>
+                    </a:xfrm>
+                    <a:prstGeom prst="rect">
+                      <a:avLst/>
+                    </a:prstGeom>
+                  </pic:spPr>
+                </pic:pic>
+              </a:graphicData>
+            </a:graphic>
+          </wp:inline>
+        </w:drawing>
+      </w:r>
+    </w:p>
+    <w:p>
+      <w:pPr>
+        <w:rPr>
+          <w:rFonts w:ascii="Calibiri" w:hAnsi="Calibiri" w:cs="Calibri"/>
+          <w:sz w:val="24"/>
+          <w:szCs w:val="24"/>
+        </w:rPr>
+      </w:pPr>
+    </w:p>
+    <w:p>
+      <w:pPr>
+        <w:rPr>
+          <w:rFonts w:ascii="Calibiri" w:hAnsi="Calibiri" w:cs="Calibri"/>
+          <w:sz w:val="24"/>
+          <w:szCs w:val="24"/>
+        </w:rPr>
+      </w:pPr>
+      <w:r>
+        <w:rPr>
+          <w:rFonts w:ascii="Calibiri" w:hAnsi="Calibiri" w:cs="Calibri"/>
+          <w:sz w:val="24"/>
+          <w:szCs w:val="24"/>
+        </w:rPr>
         <w:t>3.Change the current working directory as our local project.</w:t>
       </w:r>
     </w:p>
@@ -364,7 +1129,82 @@
           <w:sz w:val="24"/>
           <w:szCs w:val="24"/>
         </w:rPr>
-        <w:t xml:space="preserve">   cd directory name</w:t>
+        <w:t xml:space="preserve">   cd </w:t>
+      </w:r>
+      <w:r>
+        <w:rPr>
+          <w:rFonts w:ascii="Calibiri" w:hAnsi="Calibiri" w:cs="Calibri"/>
+          <w:sz w:val="24"/>
+          <w:szCs w:val="24"/>
+        </w:rPr>
+        <w:t>&lt;</w:t>
+      </w:r>
+      <w:r>
+        <w:rPr>
+          <w:rFonts w:ascii="Calibiri" w:hAnsi="Calibiri" w:cs="Calibri"/>
+          <w:sz w:val="24"/>
+          <w:szCs w:val="24"/>
+        </w:rPr>
+        <w:t>directory name</w:t>
+      </w:r>
+      <w:r>
+        <w:rPr>
+          <w:rFonts w:ascii="Calibiri" w:hAnsi="Calibiri" w:cs="Calibri"/>
+          <w:sz w:val="24"/>
+          <w:szCs w:val="24"/>
+        </w:rPr>
+        <w:t>&gt;</w:t>
+      </w:r>
+    </w:p>
+    <w:p>
+      <w:pPr>
+        <w:rPr>
+          <w:rFonts w:ascii="Calibiri" w:hAnsi="Calibiri" w:cs="Calibri"/>
+          <w:sz w:val="24"/>
+          <w:szCs w:val="24"/>
+        </w:rPr>
+      </w:pPr>
+      <w:r>
+        <w:rPr>
+          <w:rFonts w:ascii="Calibiri" w:hAnsi="Calibiri" w:cs="Calibri"/>
+          <w:sz w:val="24"/>
+          <w:szCs w:val="24"/>
+        </w:rPr>
+        <w:drawing>
+          <wp:inline distT="0" distB="0" distL="0" distR="0" wp14:anchorId="23578313" wp14:editId="51DC64AE">
+            <wp:extent cx="5731510" cy="3355975"/>
+            <wp:effectExtent l="0" t="0" r="2540" b="0"/>
+            <wp:docPr id="9" name="Picture 9"/>
+            <wp:cNvGraphicFramePr>
+              <a:graphicFrameLocks xmlns:a="http://schemas.openxmlformats.org/drawingml/2006/main" noChangeAspect="1"/>
+            </wp:cNvGraphicFramePr>
+            <a:graphic xmlns:a="http://schemas.openxmlformats.org/drawingml/2006/main">
+              <a:graphicData uri="http://schemas.openxmlformats.org/drawingml/2006/picture">
+                <pic:pic xmlns:pic="http://schemas.openxmlformats.org/drawingml/2006/picture">
+                  <pic:nvPicPr>
+                    <pic:cNvPr id="1" name=""/>
+                    <pic:cNvPicPr/>
+                  </pic:nvPicPr>
+                  <pic:blipFill>
+                    <a:blip r:embed="rId10"/>
+                    <a:stretch>
+                      <a:fillRect/>
+                    </a:stretch>
+                  </pic:blipFill>
+                  <pic:spPr>
+                    <a:xfrm>
+                      <a:off x="0" y="0"/>
+                      <a:ext cx="5731510" cy="3355975"/>
+                    </a:xfrm>
+                    <a:prstGeom prst="rect">
+                      <a:avLst/>
+                    </a:prstGeom>
+                  </pic:spPr>
+                </pic:pic>
+              </a:graphicData>
+            </a:graphic>
+          </wp:inline>
+        </w:drawing>
       </w:r>
     </w:p>
     <w:p>
@@ -432,6 +1272,7 @@
           <w:sz w:val="24"/>
           <w:szCs w:val="24"/>
         </w:rPr>
+        <w:lastRenderedPageBreak/>
         <w:t>6. Add the URL to remote repository where your local repository will be pushed.</w:t>
       </w:r>
     </w:p>
@@ -624,7 +1465,6 @@
           <w:sz w:val="24"/>
           <w:szCs w:val="24"/>
         </w:rPr>
-        <w:lastRenderedPageBreak/>
         <w:t xml:space="preserve">   main is the branch name</w:t>
       </w:r>
     </w:p>
@@ -676,57 +1516,7 @@
           <w:szCs w:val="24"/>
           <w:shd w:val="clear" w:color="auto" w:fill="FFFFFF"/>
         </w:rPr>
-        <w:t>git init is </w:t>
-      </w:r>
-      <w:r>
-        <w:rPr>
-          <w:rFonts w:ascii="Calibiri" w:hAnsi="Calibiri" w:cs="Arial"/>
-          <w:color w:val="202124"/>
-          <w:sz w:val="24"/>
-          <w:szCs w:val="24"/>
-          <w:shd w:val="clear" w:color="auto" w:fill="FFFFFF"/>
-        </w:rPr>
-        <w:t xml:space="preserve">one way to start a new project with Git. </w:t>
-      </w:r>
-      <w:r>
-        <w:rPr>
-          <w:rFonts w:ascii="Calibiri" w:hAnsi="Calibiri" w:cs="Arial"/>
-          <w:color w:val="202124"/>
-          <w:sz w:val="24"/>
-          <w:szCs w:val="24"/>
-          <w:shd w:val="clear" w:color="auto" w:fill="FFFFFF"/>
-        </w:rPr>
-        <w:t xml:space="preserve">To initialize a repository, Git creates a hidden directory </w:t>
-      </w:r>
-      <w:r>
-        <w:rPr>
-          <w:rFonts w:ascii="Calibiri" w:hAnsi="Calibiri" w:cs="Arial"/>
-          <w:color w:val="202124"/>
-          <w:sz w:val="24"/>
-          <w:szCs w:val="24"/>
-          <w:shd w:val="clear" w:color="auto" w:fill="FFFFFF"/>
-        </w:rPr>
-        <w:t>called.</w:t>
-      </w:r>
-      <w:r>
-        <w:rPr>
-          <w:rFonts w:ascii="Calibiri" w:hAnsi="Calibiri" w:cs="Arial"/>
-          <w:color w:val="202124"/>
-          <w:sz w:val="24"/>
-          <w:szCs w:val="24"/>
-          <w:shd w:val="clear" w:color="auto" w:fill="FFFFFF"/>
-        </w:rPr>
-        <w:t xml:space="preserve"> </w:t>
-      </w:r>
-      <w:r>
-        <w:rPr>
-          <w:rFonts w:ascii="Calibiri" w:hAnsi="Calibiri" w:cs="Arial"/>
-          <w:color w:val="202124"/>
-          <w:sz w:val="24"/>
-          <w:szCs w:val="24"/>
-          <w:shd w:val="clear" w:color="auto" w:fill="FFFFFF"/>
-        </w:rPr>
-        <w:t>git.</w:t>
+        <w:t>git init is one way to start a new project with Git. To initialize a repository, Git creates a hidden directory called. git.</w:t>
       </w:r>
       <w:r>
         <w:rPr>
@@ -795,187 +1585,7 @@
           <w:szCs w:val="24"/>
           <w:shd w:val="clear" w:color="auto" w:fill="FFFFFF"/>
         </w:rPr>
-        <w:t>To communicate from local to remote we need initialize our local directory. As you run git init comma</w:t>
-      </w:r>
-      <w:r>
-        <w:rPr>
-          <w:rFonts w:ascii="Calibiri" w:hAnsi="Calibiri" w:cs="Segoe UI"/>
-          <w:color w:val="262626" w:themeColor="text1" w:themeTint="D9"/>
-          <w:sz w:val="24"/>
-          <w:szCs w:val="24"/>
-          <w:shd w:val="clear" w:color="auto" w:fill="FFFFFF"/>
-        </w:rPr>
-        <w:t>n</w:t>
-      </w:r>
-      <w:r>
-        <w:rPr>
-          <w:rFonts w:ascii="Calibiri" w:hAnsi="Calibiri" w:cs="Segoe UI"/>
-          <w:color w:val="262626" w:themeColor="text1" w:themeTint="D9"/>
-          <w:sz w:val="24"/>
-          <w:szCs w:val="24"/>
-          <w:shd w:val="clear" w:color="auto" w:fill="FFFFFF"/>
-        </w:rPr>
-        <w:t xml:space="preserve">d it will create </w:t>
-      </w:r>
-      <w:r>
-        <w:rPr>
-          <w:rFonts w:ascii="Calibiri" w:hAnsi="Calibiri" w:cs="Segoe UI"/>
-          <w:color w:val="262626" w:themeColor="text1" w:themeTint="D9"/>
-          <w:sz w:val="24"/>
-          <w:szCs w:val="24"/>
-          <w:shd w:val="clear" w:color="auto" w:fill="FFFFFF"/>
-        </w:rPr>
-        <w:t>a git</w:t>
-      </w:r>
-      <w:r>
-        <w:rPr>
-          <w:rFonts w:ascii="Calibiri" w:hAnsi="Calibiri" w:cs="Segoe UI"/>
-          <w:color w:val="262626" w:themeColor="text1" w:themeTint="D9"/>
-          <w:sz w:val="24"/>
-          <w:szCs w:val="24"/>
-          <w:shd w:val="clear" w:color="auto" w:fill="FFFFFF"/>
-        </w:rPr>
-        <w:t xml:space="preserve"> subdirectory where your current folder or project will be as</w:t>
-      </w:r>
-      <w:r>
-        <w:rPr>
-          <w:rFonts w:ascii="Calibiri" w:hAnsi="Calibiri" w:cs="Segoe UI"/>
-          <w:color w:val="262626" w:themeColor="text1" w:themeTint="D9"/>
-          <w:sz w:val="24"/>
-          <w:szCs w:val="24"/>
-          <w:shd w:val="clear" w:color="auto" w:fill="FFFFFF"/>
-        </w:rPr>
-        <w:t>s</w:t>
-      </w:r>
-      <w:r>
-        <w:rPr>
-          <w:rFonts w:ascii="Calibiri" w:hAnsi="Calibiri" w:cs="Segoe UI"/>
-          <w:color w:val="262626" w:themeColor="text1" w:themeTint="D9"/>
-          <w:sz w:val="24"/>
-          <w:szCs w:val="24"/>
-          <w:shd w:val="clear" w:color="auto" w:fill="FFFFFF"/>
-        </w:rPr>
-        <w:t xml:space="preserve">igned in that directory, it will then able to recognize </w:t>
-      </w:r>
-      <w:r>
-        <w:rPr>
-          <w:rFonts w:ascii="Calibiri" w:hAnsi="Calibiri" w:cs="Segoe UI"/>
-          <w:color w:val="262626" w:themeColor="text1" w:themeTint="D9"/>
-          <w:sz w:val="24"/>
-          <w:szCs w:val="24"/>
-          <w:shd w:val="clear" w:color="auto" w:fill="FFFFFF"/>
-        </w:rPr>
-        <w:t>you</w:t>
-      </w:r>
-      <w:r>
-        <w:rPr>
-          <w:rFonts w:ascii="Calibiri" w:hAnsi="Calibiri" w:cs="Segoe UI"/>
-          <w:color w:val="262626" w:themeColor="text1" w:themeTint="D9"/>
-          <w:sz w:val="24"/>
-          <w:szCs w:val="24"/>
-          <w:shd w:val="clear" w:color="auto" w:fill="FFFFFF"/>
-        </w:rPr>
-        <w:t xml:space="preserve">r current directory. If git initialize then you will be able to run other git </w:t>
-      </w:r>
-      <w:r>
-        <w:rPr>
-          <w:rFonts w:ascii="Calibiri" w:hAnsi="Calibiri" w:cs="Segoe UI"/>
-          <w:color w:val="262626" w:themeColor="text1" w:themeTint="D9"/>
-          <w:sz w:val="24"/>
-          <w:szCs w:val="24"/>
-          <w:shd w:val="clear" w:color="auto" w:fill="FFFFFF"/>
-        </w:rPr>
-        <w:t>commands.</w:t>
-      </w:r>
-      <w:r>
-        <w:rPr>
-          <w:rFonts w:ascii="Calibiri" w:hAnsi="Calibiri" w:cs="Segoe UI"/>
-          <w:color w:val="262626" w:themeColor="text1" w:themeTint="D9"/>
-          <w:sz w:val="24"/>
-          <w:szCs w:val="24"/>
-          <w:shd w:val="clear" w:color="auto" w:fill="FFFFFF"/>
-        </w:rPr>
-        <w:t xml:space="preserve"> This is very first comma</w:t>
-      </w:r>
-      <w:r>
-        <w:rPr>
-          <w:rFonts w:ascii="Calibiri" w:hAnsi="Calibiri" w:cs="Segoe UI"/>
-          <w:color w:val="262626" w:themeColor="text1" w:themeTint="D9"/>
-          <w:sz w:val="24"/>
-          <w:szCs w:val="24"/>
-          <w:shd w:val="clear" w:color="auto" w:fill="FFFFFF"/>
-        </w:rPr>
-        <w:t>n</w:t>
-      </w:r>
-      <w:r>
-        <w:rPr>
-          <w:rFonts w:ascii="Calibiri" w:hAnsi="Calibiri" w:cs="Segoe UI"/>
-          <w:color w:val="262626" w:themeColor="text1" w:themeTint="D9"/>
-          <w:sz w:val="24"/>
-          <w:szCs w:val="24"/>
-          <w:shd w:val="clear" w:color="auto" w:fill="FFFFFF"/>
-        </w:rPr>
-        <w:t xml:space="preserve">d </w:t>
-      </w:r>
-      <w:r>
-        <w:rPr>
-          <w:rFonts w:ascii="Calibiri" w:hAnsi="Calibiri" w:cs="Segoe UI"/>
-          <w:color w:val="262626" w:themeColor="text1" w:themeTint="D9"/>
-          <w:sz w:val="24"/>
-          <w:szCs w:val="24"/>
-          <w:shd w:val="clear" w:color="auto" w:fill="FFFFFF"/>
-        </w:rPr>
-        <w:t xml:space="preserve">you </w:t>
-      </w:r>
-      <w:r>
-        <w:rPr>
-          <w:rFonts w:ascii="Calibiri" w:hAnsi="Calibiri" w:cs="Segoe UI"/>
-          <w:color w:val="262626" w:themeColor="text1" w:themeTint="D9"/>
-          <w:sz w:val="24"/>
-          <w:szCs w:val="24"/>
-          <w:shd w:val="clear" w:color="auto" w:fill="FFFFFF"/>
-        </w:rPr>
-        <w:t>need to communicate with git local to remote. In very short and simple understanding git init comma</w:t>
-      </w:r>
-      <w:r>
-        <w:rPr>
-          <w:rFonts w:ascii="Calibiri" w:hAnsi="Calibiri" w:cs="Segoe UI"/>
-          <w:color w:val="262626" w:themeColor="text1" w:themeTint="D9"/>
-          <w:sz w:val="24"/>
-          <w:szCs w:val="24"/>
-          <w:shd w:val="clear" w:color="auto" w:fill="FFFFFF"/>
-        </w:rPr>
-        <w:t>n</w:t>
-      </w:r>
-      <w:r>
-        <w:rPr>
-          <w:rFonts w:ascii="Calibiri" w:hAnsi="Calibiri" w:cs="Segoe UI"/>
-          <w:color w:val="262626" w:themeColor="text1" w:themeTint="D9"/>
-          <w:sz w:val="24"/>
-          <w:szCs w:val="24"/>
-          <w:shd w:val="clear" w:color="auto" w:fill="FFFFFF"/>
-        </w:rPr>
-        <w:t>d is mediator between local and remote which is responsible to know you that this current directory is now already under git.</w:t>
-      </w:r>
-      <w:r>
-        <w:rPr>
-          <w:rFonts w:ascii="Calibiri" w:hAnsi="Calibiri" w:cs="Segoe UI"/>
-          <w:color w:val="262626" w:themeColor="text1" w:themeTint="D9"/>
-          <w:sz w:val="24"/>
-          <w:szCs w:val="24"/>
-          <w:shd w:val="clear" w:color="auto" w:fill="FFFFFF"/>
-        </w:rPr>
-        <w:t xml:space="preserve"> </w:t>
-      </w:r>
-      <w:r>
-        <w:rPr>
-          <w:rFonts w:ascii="Calibiri" w:hAnsi="Calibiri" w:cs="Segoe UI"/>
-          <w:color w:val="262626" w:themeColor="text1" w:themeTint="D9"/>
-          <w:sz w:val="24"/>
-          <w:szCs w:val="24"/>
-          <w:shd w:val="clear" w:color="auto" w:fill="FFFFFF"/>
-        </w:rPr>
-        <w:t>Git init is only need when you want to start very first pro</w:t>
+        <w:t>To communicate from local to remote we need initialize our local directory. As you run git init command it will create a git subdirectory where your current folder or project will be assigned in that directory, it will then able to recognize your current directory. If git initialize then you will be able to run other git commands. This is very first command you need to communicate with git local to remote. In very short and simple understanding git init command is mediator between local and remote which is responsible to know you that this current directory is now already under git. Git init is only need when you want to start very first pro</w:t>
       </w:r>
       <w:r>
         <w:rPr>
@@ -1038,27 +1648,7 @@
           <w:szCs w:val="24"/>
           <w:shd w:val="clear" w:color="auto" w:fill="FFFFFF"/>
         </w:rPr>
-        <w:t>I</w:t>
-      </w:r>
-      <w:r>
-        <w:rPr>
-          <w:rFonts w:ascii="Calibri" w:hAnsi="Calibri" w:cs="Calibri"/>
-          <w:color w:val="202124"/>
-          <w:sz w:val="24"/>
-          <w:szCs w:val="24"/>
-          <w:shd w:val="clear" w:color="auto" w:fill="FFFFFF"/>
-        </w:rPr>
-        <w:t>n version control systems, a commit is </w:t>
-      </w:r>
-      <w:r>
-        <w:rPr>
-          <w:rFonts w:ascii="Calibri" w:hAnsi="Calibri" w:cs="Calibri"/>
-          <w:color w:val="202124"/>
-          <w:sz w:val="24"/>
-          <w:szCs w:val="24"/>
-          <w:shd w:val="clear" w:color="auto" w:fill="FFFFFF"/>
-        </w:rPr>
-        <w:t>an operation which sends the latest changes of the source code to the repository, making these changes part of the head revision of the repository.</w:t>
+        <w:t>In version control systems, a commit is an operation which sends the latest changes of the source code to the repository, making these changes part of the head revision of the repository.</w:t>
       </w:r>
     </w:p>
     <w:p>
@@ -1202,9 +1792,11 @@
           <w:szCs w:val="24"/>
           <w:shd w:val="clear" w:color="auto" w:fill="FFFFFF"/>
         </w:rPr>
-        <w:t>VCS — version control systems — are software tools designed </w:t>
-      </w:r>
-      <w:r>
+        <w:t>VCS — version control systems — are software tools designed to help teams work in parallel.</w:t>
+      </w:r>
+    </w:p>
+    <w:p>
+      <w:pPr>
         <w:rPr>
           <w:rFonts w:cstheme="minorHAnsi"/>
           <w:color w:val="202124"/>
@@ -1212,22 +1804,19 @@
           <w:szCs w:val="24"/>
           <w:shd w:val="clear" w:color="auto" w:fill="FFFFFF"/>
         </w:rPr>
-        <w:t>to help teams work in parallel.</w:t>
-      </w:r>
+      </w:pPr>
     </w:p>
     <w:p>
       <w:pPr>
         <w:rPr>
           <w:rFonts w:cstheme="minorHAnsi"/>
-          <w:color w:val="202124"/>
-          <w:sz w:val="24"/>
-          <w:szCs w:val="24"/>
-          <w:shd w:val="clear" w:color="auto" w:fill="FFFFFF"/>
-        </w:rPr>
-      </w:pPr>
-    </w:p>
-    <w:p>
-      <w:pPr>
+          <w:color w:val="C45911" w:themeColor="accent2" w:themeShade="BF"/>
+          <w:sz w:val="26"/>
+          <w:szCs w:val="26"/>
+          <w:shd w:val="clear" w:color="auto" w:fill="FFFFFF"/>
+        </w:rPr>
+      </w:pPr>
+      <w:r>
         <w:rPr>
           <w:rFonts w:cstheme="minorHAnsi"/>
           <w:color w:val="C45911" w:themeColor="accent2" w:themeShade="BF"/>
@@ -1235,15 +1824,6 @@
           <w:szCs w:val="26"/>
           <w:shd w:val="clear" w:color="auto" w:fill="FFFFFF"/>
         </w:rPr>
-      </w:pPr>
-      <w:r>
-        <w:rPr>
-          <w:rFonts w:cstheme="minorHAnsi"/>
-          <w:color w:val="C45911" w:themeColor="accent2" w:themeShade="BF"/>
-          <w:sz w:val="26"/>
-          <w:szCs w:val="26"/>
-          <w:shd w:val="clear" w:color="auto" w:fill="FFFFFF"/>
-        </w:rPr>
         <w:t>What is status:</w:t>
       </w:r>
     </w:p>
@@ -1265,38 +1845,7 @@
           <w:szCs w:val="24"/>
           <w:shd w:val="clear" w:color="auto" w:fill="FFFFFF"/>
         </w:rPr>
-        <w:t>The git status command </w:t>
-      </w:r>
-      <w:r>
-        <w:rPr>
-          <w:rFonts w:ascii="Calibri" w:hAnsi="Calibri" w:cs="Calibri"/>
-          <w:color w:val="404040" w:themeColor="text1" w:themeTint="BF"/>
-          <w:sz w:val="24"/>
-          <w:szCs w:val="24"/>
-          <w:shd w:val="clear" w:color="auto" w:fill="FFFFFF"/>
-        </w:rPr>
-        <w:t>displays the state of the working directory and the staging area.</w:t>
-      </w:r>
-      <w:r>
-        <w:rPr>
-          <w:rFonts w:ascii="Calibri" w:hAnsi="Calibri" w:cs="Calibri"/>
-          <w:color w:val="404040" w:themeColor="text1" w:themeTint="BF"/>
-          <w:sz w:val="24"/>
-          <w:szCs w:val="24"/>
-          <w:shd w:val="clear" w:color="auto" w:fill="FFFFFF"/>
-        </w:rPr>
-        <w:t xml:space="preserve"> It lets you see which changes have been staged, which haven't, and which files aren't being </w:t>
-      </w:r>
-      <w:r>
-        <w:rPr>
-          <w:rFonts w:ascii="Calibri" w:hAnsi="Calibri" w:cs="Calibri"/>
-          <w:color w:val="404040" w:themeColor="text1" w:themeTint="BF"/>
-          <w:sz w:val="24"/>
-          <w:szCs w:val="24"/>
-          <w:shd w:val="clear" w:color="auto" w:fill="FFFFFF"/>
-        </w:rPr>
-        <w:lastRenderedPageBreak/>
-        <w:t>tracked by Git. Status output does not show you any information regarding the committed project history.</w:t>
+        <w:t>The git status command displays the state of the working directory and the staging area. It lets you see which changes have been staged, which haven't, and which files aren't being tracked by Git. Status output does not show you any information regarding the committed project history.</w:t>
       </w:r>
     </w:p>
     <w:p>
@@ -1471,7 +2020,27 @@
           <w:szCs w:val="24"/>
           <w:shd w:val="clear" w:color="auto" w:fill="FFFFFF"/>
         </w:rPr>
-        <w:t>M new</w:t>
+        <w:t xml:space="preserve">M </w:t>
+      </w:r>
+      <w:r>
+        <w:rPr>
+          <w:rFonts w:ascii="Calibri" w:hAnsi="Calibri" w:cs="Calibri"/>
+          <w:color w:val="404040" w:themeColor="text1" w:themeTint="BF"/>
+          <w:sz w:val="24"/>
+          <w:szCs w:val="24"/>
+          <w:shd w:val="clear" w:color="auto" w:fill="FFFFFF"/>
+        </w:rPr>
+        <w:t>&lt;</w:t>
+      </w:r>
+      <w:r>
+        <w:rPr>
+          <w:rFonts w:ascii="Calibri" w:hAnsi="Calibri" w:cs="Calibri"/>
+          <w:color w:val="404040" w:themeColor="text1" w:themeTint="BF"/>
+          <w:sz w:val="24"/>
+          <w:szCs w:val="24"/>
+          <w:shd w:val="clear" w:color="auto" w:fill="FFFFFF"/>
+        </w:rPr>
+        <w:t>new</w:t>
       </w:r>
       <w:r>
         <w:rPr>
@@ -1502,6 +2071,16 @@
           <w:shd w:val="clear" w:color="auto" w:fill="FFFFFF"/>
         </w:rPr>
         <w:t>name</w:t>
+      </w:r>
+      <w:r>
+        <w:rPr>
+          <w:rFonts w:ascii="Calibri" w:hAnsi="Calibri" w:cs="Calibri"/>
+          <w:color w:val="404040" w:themeColor="text1" w:themeTint="BF"/>
+          <w:sz w:val="24"/>
+          <w:szCs w:val="24"/>
+          <w:shd w:val="clear" w:color="auto" w:fill="FFFFFF"/>
+        </w:rPr>
+        <w:t>&gt;</w:t>
       </w:r>
     </w:p>
     <w:p>
@@ -1550,15 +2129,7 @@
           <w:color w:val="202124"/>
           <w:shd w:val="clear" w:color="auto" w:fill="FFFFFF"/>
         </w:rPr>
-        <w:t>git push </w:t>
-      </w:r>
-      <w:r>
-        <w:rPr>
-          <w:rFonts w:ascii="Arial" w:hAnsi="Arial" w:cs="Arial"/>
-          <w:color w:val="202124"/>
-          <w:shd w:val="clear" w:color="auto" w:fill="FFFFFF"/>
-        </w:rPr>
-        <w:t>updates the remote branch with local commits.</w:t>
+        <w:t>git push updates the remote branch with local commits.</w:t>
       </w:r>
     </w:p>
     <w:p>
